--- a/Docs/BILA-BIMBINGAN-19.docx
+++ b/Docs/BILA-BIMBINGAN-19.docx
@@ -10,6 +10,7 @@
           <w:sz w:val="28"/>
         </w:rPr>
       </w:pPr>
+      <w:bookmarkStart w:id="0" w:name="_Hlk215121863"/>
       <w:r>
         <w:rPr>
           <w:rStyle w:val="citation-288"/>
@@ -36,6 +37,7 @@
         <w:t xml:space="preserve"> </w:t>
       </w:r>
     </w:p>
+    <w:bookmarkEnd w:id="0"/>
     <w:p>
       <w:pPr>
         <w:jc w:val="center"/>
@@ -411,12 +413,12 @@
           <w:numId w:val="0"/>
         </w:numPr>
       </w:pPr>
-      <w:bookmarkStart w:id="0" w:name="_Toc215094466"/>
+      <w:bookmarkStart w:id="1" w:name="_Toc215094466"/>
       <w:r>
         <w:lastRenderedPageBreak/>
         <w:t>HALAMAN PERSETUJUAN PEMBIMBING</w:t>
       </w:r>
-      <w:bookmarkEnd w:id="0"/>
+      <w:bookmarkEnd w:id="1"/>
     </w:p>
     <w:p>
       <w:pPr>
@@ -1179,16 +1181,33 @@
         </w:numPr>
         <w:spacing w:after="0"/>
       </w:pPr>
-      <w:bookmarkStart w:id="1" w:name="_Toc215094467"/>
+      <w:bookmarkStart w:id="2" w:name="_Toc215094467"/>
       <w:r>
         <w:lastRenderedPageBreak/>
         <w:t>ABSTRAK</w:t>
       </w:r>
-      <w:bookmarkEnd w:id="1"/>
-    </w:p>
+      <w:bookmarkEnd w:id="2"/>
+    </w:p>
+    <w:p>
+      <w:pPr>
+        <w:rPr>
+          <w:b/>
+          <w:bCs/>
+        </w:rPr>
+      </w:pPr>
+      <w:r>
+        <w:rPr>
+          <w:b/>
+          <w:bCs/>
+        </w:rPr>
+        <w:t xml:space="preserve">Nabilla Rahmi. (2025): Rancang Bangun Sistem Pemesanan Makanan Dan Minuman Berbasis Qr Code </w:t>
+      </w:r>
+    </w:p>
+    <w:p/>
     <w:p>
       <w:pPr>
         <w:spacing w:line="360" w:lineRule="auto"/>
+        <w:ind w:left="567"/>
         <w:rPr>
           <w:i/>
           <w:iCs/>
@@ -1228,6 +1247,7 @@
     <w:p>
       <w:pPr>
         <w:spacing w:line="360" w:lineRule="auto"/>
+        <w:ind w:left="567"/>
       </w:pPr>
       <w:r>
         <w:t xml:space="preserve">Sistem yang dikembangkan berfokus pada tiga modul utama: 1) Akses Menu dan Pemesanan Mandiri melalui pemindaian QR Code unik di setiap meja, yang secara otomatis mengaitkan pesanan dengan nomor meja. 2) Pembayaran Tunai ke Kasir, yang memindahkan proses </w:t>
@@ -1286,6 +1306,7 @@
     <w:p>
       <w:pPr>
         <w:spacing w:line="360" w:lineRule="auto"/>
+        <w:ind w:left="567"/>
       </w:pPr>
       <w:r>
         <w:t>Hasil pengujian fungsional (</w:t>
@@ -1397,7 +1418,7 @@
           <w:iCs/>
         </w:rPr>
       </w:pPr>
-      <w:bookmarkStart w:id="2" w:name="_Toc215094468"/>
+      <w:bookmarkStart w:id="3" w:name="_Toc215094468"/>
       <w:r>
         <w:rPr>
           <w:i/>
@@ -1406,11 +1427,28 @@
         <w:lastRenderedPageBreak/>
         <w:t>ABSTRACT</w:t>
       </w:r>
-      <w:bookmarkEnd w:id="2"/>
-    </w:p>
+      <w:bookmarkEnd w:id="3"/>
+    </w:p>
+    <w:p>
+      <w:pPr>
+        <w:rPr>
+          <w:b/>
+          <w:bCs/>
+        </w:rPr>
+      </w:pPr>
+      <w:r>
+        <w:rPr>
+          <w:b/>
+          <w:bCs/>
+        </w:rPr>
+        <w:t>Nabilla Rahmi. (2025): Design And Build Of A Qr Code-Based Food And Beverage Ordering System.</w:t>
+      </w:r>
+    </w:p>
+    <w:p/>
     <w:p>
       <w:pPr>
         <w:spacing w:line="360" w:lineRule="auto"/>
+        <w:ind w:left="567"/>
       </w:pPr>
       <w:r>
         <w:t xml:space="preserve">This study aims to solve the problems of service efficiency, long queues, and inaccurate transaction reporting faced by Tuan Coffee due to its manual ordering system. The proposed solution is to design and build an integrated web-based food and beverage ordering system using the </w:t>
@@ -1439,6 +1477,7 @@
     <w:p>
       <w:pPr>
         <w:spacing w:line="360" w:lineRule="auto"/>
+        <w:ind w:left="567"/>
       </w:pPr>
       <w:r>
         <w:t>The developed system focuses on three main modules: 1) Self-Ordering and Menu Access via unique QR Code scanning at each table, which automatically links the order to the table number. 2) Cash Payment at the Counter, which shifts the checkout process to a computerized cashier system. 3) Real-time Order Status Monitoring via the Admin Dashboard and Employee Work Board (</w:t>
@@ -1457,6 +1496,7 @@
     <w:p>
       <w:pPr>
         <w:spacing w:line="360" w:lineRule="auto"/>
+        <w:ind w:left="567"/>
       </w:pPr>
       <w:r>
         <w:t>The results of the functional testing (</w:t>
@@ -1514,12 +1554,12 @@
       <w:r>
         <w:br w:type="page"/>
       </w:r>
-      <w:bookmarkStart w:id="3" w:name="_Toc215094469"/>
+      <w:bookmarkStart w:id="4" w:name="_Toc215094469"/>
       <w:r>
         <w:lastRenderedPageBreak/>
         <w:t>DAFTAR ISI</w:t>
       </w:r>
-      <w:bookmarkEnd w:id="3"/>
+      <w:bookmarkEnd w:id="4"/>
     </w:p>
     <w:sdt>
       <w:sdtPr>
@@ -6341,11 +6381,11 @@
           <w:numId w:val="0"/>
         </w:numPr>
       </w:pPr>
-      <w:bookmarkStart w:id="4" w:name="_Toc215094470"/>
+      <w:bookmarkStart w:id="5" w:name="_Toc215094470"/>
       <w:r>
         <w:t>DAFTAR TABEL</w:t>
       </w:r>
-      <w:bookmarkEnd w:id="4"/>
+      <w:bookmarkEnd w:id="5"/>
     </w:p>
     <w:p>
       <w:pPr>
@@ -7885,12 +7925,12 @@
           <w:numId w:val="0"/>
         </w:numPr>
       </w:pPr>
-      <w:bookmarkStart w:id="5" w:name="_Toc215094471"/>
+      <w:bookmarkStart w:id="6" w:name="_Toc215094471"/>
       <w:r>
         <w:lastRenderedPageBreak/>
         <w:t>DAFTAR GAMBAR</w:t>
       </w:r>
-      <w:bookmarkEnd w:id="5"/>
+      <w:bookmarkEnd w:id="6"/>
     </w:p>
     <w:p>
       <w:pPr>
@@ -11371,8 +11411,8 @@
         <w:lastRenderedPageBreak/>
         <w:br/>
       </w:r>
-      <w:bookmarkStart w:id="6" w:name="_Hlk198458261"/>
       <w:bookmarkStart w:id="7" w:name="_Toc215094472"/>
+      <w:bookmarkStart w:id="8" w:name="_Hlk198458261"/>
       <w:r>
         <w:t>PENDAHULUAN</w:t>
       </w:r>
@@ -11382,11 +11422,11 @@
       <w:pPr>
         <w:pStyle w:val="Heading2"/>
       </w:pPr>
-      <w:bookmarkStart w:id="8" w:name="_Toc215094473"/>
+      <w:bookmarkStart w:id="9" w:name="_Toc215094473"/>
       <w:r>
         <w:t>Latar Belakang</w:t>
       </w:r>
-      <w:bookmarkEnd w:id="8"/>
+      <w:bookmarkEnd w:id="9"/>
     </w:p>
     <w:p>
       <w:pPr>
@@ -11612,7 +11652,7 @@
           <w:lang w:val="fi-FI"/>
         </w:rPr>
       </w:pPr>
-      <w:bookmarkStart w:id="9" w:name="_Toc201276512"/>
+      <w:bookmarkStart w:id="10" w:name="_Toc201276512"/>
       <w:r>
         <w:rPr>
           <w:lang w:val="fi-FI"/>
@@ -11646,7 +11686,7 @@
         </w:rPr>
         <w:t xml:space="preserve"> Antrian Tuan Coffee</w:t>
       </w:r>
-      <w:bookmarkEnd w:id="9"/>
+      <w:bookmarkEnd w:id="10"/>
     </w:p>
     <w:p>
       <w:pPr>
@@ -11918,11 +11958,11 @@
         <w:pStyle w:val="Heading2"/>
         <w:spacing w:before="0"/>
       </w:pPr>
-      <w:bookmarkStart w:id="10" w:name="_Toc215094474"/>
+      <w:bookmarkStart w:id="11" w:name="_Toc215094474"/>
       <w:r>
         <w:t>Rumusan Penelitian</w:t>
       </w:r>
-      <w:bookmarkEnd w:id="10"/>
+      <w:bookmarkEnd w:id="11"/>
     </w:p>
     <w:p>
       <w:pPr>
@@ -12015,11 +12055,11 @@
         <w:pStyle w:val="Heading2"/>
         <w:spacing w:before="0"/>
       </w:pPr>
-      <w:bookmarkStart w:id="11" w:name="_Toc215094475"/>
+      <w:bookmarkStart w:id="12" w:name="_Toc215094475"/>
       <w:r>
         <w:t>Tujuan penelitian</w:t>
       </w:r>
-      <w:bookmarkEnd w:id="11"/>
+      <w:bookmarkEnd w:id="12"/>
     </w:p>
     <w:p>
       <w:pPr>
@@ -12239,11 +12279,11 @@
         <w:pStyle w:val="Heading2"/>
         <w:spacing w:before="0"/>
       </w:pPr>
-      <w:bookmarkStart w:id="12" w:name="_Toc215094476"/>
+      <w:bookmarkStart w:id="13" w:name="_Toc215094476"/>
       <w:r>
         <w:t>Manfaat Penelitian</w:t>
       </w:r>
-      <w:bookmarkEnd w:id="12"/>
+      <w:bookmarkEnd w:id="13"/>
     </w:p>
     <w:p>
       <w:pPr>
@@ -12359,22 +12399,22 @@
       <w:pPr>
         <w:pStyle w:val="Heading2"/>
       </w:pPr>
-      <w:bookmarkStart w:id="13" w:name="_Toc215094477"/>
+      <w:bookmarkStart w:id="14" w:name="_Toc215094477"/>
       <w:r>
         <w:t>Ruang Lingkup dan Batasan Penelitian</w:t>
       </w:r>
-      <w:bookmarkEnd w:id="13"/>
+      <w:bookmarkEnd w:id="14"/>
     </w:p>
     <w:p>
       <w:pPr>
         <w:pStyle w:val="Heading3"/>
         <w:spacing w:before="0"/>
       </w:pPr>
-      <w:bookmarkStart w:id="14" w:name="_Toc215094478"/>
+      <w:bookmarkStart w:id="15" w:name="_Toc215094478"/>
       <w:r>
         <w:t>Ruang Lingkup Penelitian</w:t>
       </w:r>
-      <w:bookmarkEnd w:id="14"/>
+      <w:bookmarkEnd w:id="15"/>
     </w:p>
     <w:p>
       <w:pPr>
@@ -12464,11 +12504,11 @@
         <w:pStyle w:val="Heading3"/>
         <w:spacing w:before="0"/>
       </w:pPr>
-      <w:bookmarkStart w:id="15" w:name="_Toc215094479"/>
+      <w:bookmarkStart w:id="16" w:name="_Toc215094479"/>
       <w:r>
         <w:t>Batasan Penelitian</w:t>
       </w:r>
-      <w:bookmarkEnd w:id="15"/>
+      <w:bookmarkEnd w:id="16"/>
     </w:p>
     <w:p>
       <w:pPr>
@@ -12593,7 +12633,7 @@
         </w:sectPr>
       </w:pPr>
     </w:p>
-    <w:bookmarkEnd w:id="6"/>
+    <w:bookmarkEnd w:id="8"/>
     <w:p>
       <w:pPr>
         <w:pStyle w:val="Heading1"/>
@@ -12605,32 +12645,32 @@
         <w:lastRenderedPageBreak/>
         <w:br/>
       </w:r>
-      <w:bookmarkStart w:id="16" w:name="_Toc215094480"/>
+      <w:bookmarkStart w:id="17" w:name="_Toc215094480"/>
       <w:r>
         <w:t>KAJIAN PUSTAKA</w:t>
       </w:r>
-      <w:bookmarkEnd w:id="16"/>
+      <w:bookmarkEnd w:id="17"/>
     </w:p>
     <w:p>
       <w:pPr>
         <w:pStyle w:val="Heading2"/>
       </w:pPr>
-      <w:bookmarkStart w:id="17" w:name="_Toc215094481"/>
+      <w:bookmarkStart w:id="18" w:name="_Toc215094481"/>
       <w:r>
         <w:t>Kajian Teori</w:t>
       </w:r>
-      <w:bookmarkEnd w:id="17"/>
+      <w:bookmarkEnd w:id="18"/>
     </w:p>
     <w:p>
       <w:pPr>
         <w:pStyle w:val="Heading3"/>
         <w:spacing w:before="0"/>
       </w:pPr>
-      <w:bookmarkStart w:id="18" w:name="_Toc215094482"/>
+      <w:bookmarkStart w:id="19" w:name="_Toc215094482"/>
       <w:r>
         <w:t>Sistem Informasi</w:t>
       </w:r>
-      <w:bookmarkEnd w:id="18"/>
+      <w:bookmarkEnd w:id="19"/>
     </w:p>
     <w:p>
       <w:pPr>
@@ -12904,7 +12944,7 @@
       <w:pPr>
         <w:pStyle w:val="Heading3"/>
       </w:pPr>
-      <w:bookmarkStart w:id="19" w:name="_Toc215094483"/>
+      <w:bookmarkStart w:id="20" w:name="_Toc215094483"/>
       <w:r>
         <w:rPr>
           <w:i/>
@@ -12915,7 +12955,7 @@
       <w:r>
         <w:t xml:space="preserve"> (R&amp;D)</w:t>
       </w:r>
-      <w:bookmarkEnd w:id="19"/>
+      <w:bookmarkEnd w:id="20"/>
     </w:p>
     <w:p>
       <w:pPr>
@@ -12978,7 +13018,7 @@
           <w:szCs w:val="24"/>
         </w:rPr>
         <w:drawing>
-          <wp:inline distT="0" distB="0" distL="0" distR="0" wp14:anchorId="579DEB6B" wp14:editId="20D87CFD">
+          <wp:inline distT="0" distB="0" distL="0" distR="0" wp14:anchorId="579DEB6B" wp14:editId="4E619B65">
             <wp:extent cx="2690908" cy="2457450"/>
             <wp:effectExtent l="0" t="0" r="0" b="0"/>
             <wp:docPr id="1749981188" name="Picture 2"/>
@@ -13032,7 +13072,7 @@
         <w:pStyle w:val="Caption"/>
         <w:jc w:val="center"/>
       </w:pPr>
-      <w:bookmarkStart w:id="20" w:name="_Toc198764864"/>
+      <w:bookmarkStart w:id="21" w:name="_Toc198764864"/>
       <w:r>
         <w:t xml:space="preserve">Gambar 2.  </w:t>
       </w:r>
@@ -13054,7 +13094,7 @@
       <w:r>
         <w:t xml:space="preserve"> Alur Research and Development (R&amp;D)</w:t>
       </w:r>
-      <w:bookmarkEnd w:id="20"/>
+      <w:bookmarkEnd w:id="21"/>
     </w:p>
     <w:p>
       <w:pPr>
@@ -13091,7 +13131,7 @@
       <w:pPr>
         <w:pStyle w:val="Heading3"/>
       </w:pPr>
-      <w:bookmarkStart w:id="21" w:name="_Toc215094484"/>
+      <w:bookmarkStart w:id="22" w:name="_Toc215094484"/>
       <w:r>
         <w:rPr>
           <w:i/>
@@ -13100,7 +13140,7 @@
         <w:lastRenderedPageBreak/>
         <w:t>Waterfall</w:t>
       </w:r>
-      <w:bookmarkEnd w:id="21"/>
+      <w:bookmarkEnd w:id="22"/>
     </w:p>
     <w:p>
       <w:pPr>
@@ -13385,11 +13425,11 @@
           <w:iCs/>
         </w:rPr>
       </w:pPr>
-      <w:bookmarkStart w:id="22" w:name="_Toc215094485"/>
+      <w:bookmarkStart w:id="23" w:name="_Toc215094485"/>
       <w:r>
         <w:t>HMTL5</w:t>
       </w:r>
-      <w:bookmarkEnd w:id="22"/>
+      <w:bookmarkEnd w:id="23"/>
     </w:p>
     <w:p>
       <w:pPr>
@@ -13528,12 +13568,12 @@
       <w:pPr>
         <w:pStyle w:val="Heading3"/>
       </w:pPr>
-      <w:bookmarkStart w:id="23" w:name="_Toc215094486"/>
+      <w:bookmarkStart w:id="24" w:name="_Toc215094486"/>
       <w:r>
         <w:lastRenderedPageBreak/>
         <w:t>Laravel</w:t>
       </w:r>
-      <w:bookmarkEnd w:id="23"/>
+      <w:bookmarkEnd w:id="24"/>
     </w:p>
     <w:p>
       <w:pPr>
@@ -13666,7 +13706,7 @@
       <w:pPr>
         <w:pStyle w:val="Heading3"/>
       </w:pPr>
-      <w:bookmarkStart w:id="24" w:name="_Toc215094487"/>
+      <w:bookmarkStart w:id="25" w:name="_Toc215094487"/>
       <w:r>
         <w:rPr>
           <w:i/>
@@ -13674,7 +13714,7 @@
         </w:rPr>
         <w:t>MySQL</w:t>
       </w:r>
-      <w:bookmarkEnd w:id="24"/>
+      <w:bookmarkEnd w:id="25"/>
     </w:p>
     <w:p>
       <w:pPr>
@@ -13819,7 +13859,7 @@
           <w:lang w:val="id"/>
         </w:rPr>
       </w:pPr>
-      <w:bookmarkStart w:id="25" w:name="_Toc215094488"/>
+      <w:bookmarkStart w:id="26" w:name="_Toc215094488"/>
       <w:r>
         <w:rPr>
           <w:lang w:val="id"/>
@@ -13838,7 +13878,7 @@
         </w:rPr>
         <w:t>)</w:t>
       </w:r>
-      <w:bookmarkEnd w:id="25"/>
+      <w:bookmarkEnd w:id="26"/>
     </w:p>
     <w:p>
       <w:pPr>
@@ -13903,7 +13943,7 @@
           <w:iCs w:val="0"/>
         </w:rPr>
       </w:pPr>
-      <w:bookmarkStart w:id="26" w:name="_Toc198764925"/>
+      <w:bookmarkStart w:id="27" w:name="_Toc198764925"/>
       <w:r>
         <w:t xml:space="preserve">Tabel 2.  </w:t>
       </w:r>
@@ -13932,7 +13972,7 @@
         </w:rPr>
         <w:t>Use Case Diagram</w:t>
       </w:r>
-      <w:bookmarkEnd w:id="26"/>
+      <w:bookmarkEnd w:id="27"/>
     </w:p>
     <w:tbl>
       <w:tblPr>
@@ -15773,7 +15813,7 @@
           <w:iCs w:val="0"/>
         </w:rPr>
       </w:pPr>
-      <w:bookmarkStart w:id="27" w:name="_Toc198764926"/>
+      <w:bookmarkStart w:id="28" w:name="_Toc198764926"/>
       <w:r>
         <w:t xml:space="preserve">Tabel 2.  </w:t>
       </w:r>
@@ -15802,7 +15842,7 @@
         </w:rPr>
         <w:t>Class Diagram</w:t>
       </w:r>
-      <w:bookmarkEnd w:id="27"/>
+      <w:bookmarkEnd w:id="28"/>
     </w:p>
     <w:tbl>
       <w:tblPr>
@@ -16854,7 +16894,7 @@
           <w:iCs w:val="0"/>
         </w:rPr>
       </w:pPr>
-      <w:bookmarkStart w:id="28" w:name="_Toc198764927"/>
+      <w:bookmarkStart w:id="29" w:name="_Toc198764927"/>
       <w:r>
         <w:t xml:space="preserve">Tabel 2.  </w:t>
       </w:r>
@@ -16883,7 +16923,7 @@
         </w:rPr>
         <w:t>Activity Diagram</w:t>
       </w:r>
-      <w:bookmarkEnd w:id="28"/>
+      <w:bookmarkEnd w:id="29"/>
     </w:p>
     <w:tbl>
       <w:tblPr>
@@ -17703,7 +17743,7 @@
       <w:pPr>
         <w:pStyle w:val="Heading3"/>
       </w:pPr>
-      <w:bookmarkStart w:id="29" w:name="_Toc215094489"/>
+      <w:bookmarkStart w:id="30" w:name="_Toc215094489"/>
       <w:r>
         <w:t xml:space="preserve">Integrasi </w:t>
       </w:r>
@@ -17727,7 +17767,7 @@
       <w:r>
         <w:t>, dan Basis Data</w:t>
       </w:r>
-      <w:bookmarkEnd w:id="29"/>
+      <w:bookmarkEnd w:id="30"/>
     </w:p>
     <w:p>
       <w:pPr>
@@ -17824,12 +17864,12 @@
       <w:pPr>
         <w:pStyle w:val="Heading2"/>
       </w:pPr>
-      <w:bookmarkStart w:id="30" w:name="_Toc215094490"/>
+      <w:bookmarkStart w:id="31" w:name="_Toc215094490"/>
       <w:r>
         <w:lastRenderedPageBreak/>
         <w:t>Penelitian Relevan</w:t>
       </w:r>
-      <w:bookmarkEnd w:id="30"/>
+      <w:bookmarkEnd w:id="31"/>
     </w:p>
     <w:p>
       <w:pPr>
@@ -18817,12 +18857,12 @@
       <w:pPr>
         <w:pStyle w:val="Heading2"/>
       </w:pPr>
-      <w:bookmarkStart w:id="31" w:name="_Toc215094491"/>
+      <w:bookmarkStart w:id="32" w:name="_Toc215094491"/>
       <w:r>
         <w:lastRenderedPageBreak/>
         <w:t>Kerangka Pemikiran</w:t>
       </w:r>
-      <w:bookmarkEnd w:id="31"/>
+      <w:bookmarkEnd w:id="32"/>
     </w:p>
     <w:p>
       <w:pPr>
@@ -18871,7 +18911,7 @@
         <w:pStyle w:val="Caption"/>
         <w:jc w:val="center"/>
       </w:pPr>
-      <w:bookmarkStart w:id="32" w:name="_Toc198764865"/>
+      <w:bookmarkStart w:id="33" w:name="_Toc198764865"/>
       <w:r>
         <w:t xml:space="preserve">Gambar 2.  </w:t>
       </w:r>
@@ -18893,7 +18933,7 @@
       <w:r>
         <w:t xml:space="preserve"> Kerangka Pemikiran</w:t>
       </w:r>
-      <w:bookmarkEnd w:id="32"/>
+      <w:bookmarkEnd w:id="33"/>
     </w:p>
     <w:p>
       <w:pPr>
@@ -19294,22 +19334,22 @@
         <w:lastRenderedPageBreak/>
         <w:br/>
       </w:r>
-      <w:bookmarkStart w:id="33" w:name="_Toc215094492"/>
+      <w:bookmarkStart w:id="34" w:name="_Toc215094492"/>
       <w:r>
         <w:t>METODE PENELITIAN</w:t>
       </w:r>
-      <w:bookmarkEnd w:id="33"/>
+      <w:bookmarkEnd w:id="34"/>
     </w:p>
     <w:p>
       <w:pPr>
         <w:pStyle w:val="Heading2"/>
         <w:spacing w:before="0"/>
       </w:pPr>
-      <w:bookmarkStart w:id="34" w:name="_Toc215094493"/>
+      <w:bookmarkStart w:id="35" w:name="_Toc215094493"/>
       <w:r>
         <w:t>Desain Penelitian</w:t>
       </w:r>
-      <w:bookmarkEnd w:id="34"/>
+      <w:bookmarkEnd w:id="35"/>
     </w:p>
     <w:p>
       <w:pPr>
@@ -19324,11 +19364,11 @@
       <w:pPr>
         <w:pStyle w:val="Heading2"/>
       </w:pPr>
-      <w:bookmarkStart w:id="35" w:name="_Toc215094494"/>
+      <w:bookmarkStart w:id="36" w:name="_Toc215094494"/>
       <w:r>
         <w:t>Jadwal dan Lokasi Penelitian</w:t>
       </w:r>
-      <w:bookmarkEnd w:id="35"/>
+      <w:bookmarkEnd w:id="36"/>
     </w:p>
     <w:p>
       <w:pPr>
@@ -19502,21 +19542,21 @@
       <w:pPr>
         <w:pStyle w:val="Heading2"/>
       </w:pPr>
-      <w:bookmarkStart w:id="36" w:name="_Toc215094495"/>
+      <w:bookmarkStart w:id="37" w:name="_Toc215094495"/>
       <w:r>
         <w:t>Data Penelitian</w:t>
       </w:r>
-      <w:bookmarkEnd w:id="36"/>
+      <w:bookmarkEnd w:id="37"/>
     </w:p>
     <w:p>
       <w:pPr>
         <w:pStyle w:val="Heading3"/>
       </w:pPr>
-      <w:bookmarkStart w:id="37" w:name="_Toc215094496"/>
+      <w:bookmarkStart w:id="38" w:name="_Toc215094496"/>
       <w:r>
         <w:t>Data Primer</w:t>
       </w:r>
-      <w:bookmarkEnd w:id="37"/>
+      <w:bookmarkEnd w:id="38"/>
     </w:p>
     <w:p>
       <w:pPr>
@@ -19612,12 +19652,12 @@
       <w:pPr>
         <w:pStyle w:val="Heading3"/>
       </w:pPr>
-      <w:bookmarkStart w:id="38" w:name="_Toc215094497"/>
+      <w:bookmarkStart w:id="39" w:name="_Toc215094497"/>
       <w:r>
         <w:lastRenderedPageBreak/>
         <w:t>Data Sekunder</w:t>
       </w:r>
-      <w:bookmarkEnd w:id="38"/>
+      <w:bookmarkEnd w:id="39"/>
     </w:p>
     <w:p>
       <w:pPr>
@@ -19725,11 +19765,11 @@
         <w:pStyle w:val="Heading2"/>
         <w:spacing w:before="0"/>
       </w:pPr>
-      <w:bookmarkStart w:id="39" w:name="_Toc215094498"/>
+      <w:bookmarkStart w:id="40" w:name="_Toc215094498"/>
       <w:r>
         <w:t>Teknik Pengumpulan Data Penelitian</w:t>
       </w:r>
-      <w:bookmarkEnd w:id="39"/>
+      <w:bookmarkEnd w:id="40"/>
     </w:p>
     <w:p>
       <w:pPr>
@@ -19843,7 +19883,7 @@
         <w:pStyle w:val="Caption"/>
         <w:jc w:val="center"/>
       </w:pPr>
-      <w:bookmarkStart w:id="40" w:name="_Toc202736124"/>
+      <w:bookmarkStart w:id="41" w:name="_Toc202736124"/>
       <w:r>
         <w:t xml:space="preserve">Gambar 3. </w:t>
       </w:r>
@@ -19865,7 +19905,7 @@
       <w:r>
         <w:t xml:space="preserve"> Antrian Di Tuan Coffe</w:t>
       </w:r>
-      <w:bookmarkEnd w:id="40"/>
+      <w:bookmarkEnd w:id="41"/>
     </w:p>
     <w:p>
       <w:pPr>
@@ -19907,7 +19947,7 @@
         <w:pStyle w:val="Caption"/>
         <w:jc w:val="center"/>
       </w:pPr>
-      <w:bookmarkStart w:id="41" w:name="_Toc201276528"/>
+      <w:bookmarkStart w:id="42" w:name="_Toc201276528"/>
       <w:r>
         <w:t xml:space="preserve">Table 3. </w:t>
       </w:r>
@@ -19929,7 +19969,7 @@
       <w:r>
         <w:t xml:space="preserve"> Tabel Wawancara</w:t>
       </w:r>
-      <w:bookmarkEnd w:id="41"/>
+      <w:bookmarkEnd w:id="42"/>
     </w:p>
     <w:tbl>
       <w:tblPr>
@@ -21262,11 +21302,11 @@
       <w:pPr>
         <w:pStyle w:val="Heading2"/>
       </w:pPr>
-      <w:bookmarkStart w:id="42" w:name="_Toc215094499"/>
+      <w:bookmarkStart w:id="43" w:name="_Toc215094499"/>
       <w:r>
         <w:t>Teknik Analisis Data</w:t>
       </w:r>
-      <w:bookmarkEnd w:id="42"/>
+      <w:bookmarkEnd w:id="43"/>
     </w:p>
     <w:p>
       <w:pPr>
@@ -21368,12 +21408,12 @@
           <w:tab w:val="clear" w:pos="567"/>
         </w:tabs>
       </w:pPr>
-      <w:bookmarkStart w:id="43" w:name="_Toc215094500"/>
+      <w:bookmarkStart w:id="44" w:name="_Toc215094500"/>
       <w:r>
         <w:lastRenderedPageBreak/>
         <w:t>Analisis Sistem</w:t>
       </w:r>
-      <w:bookmarkEnd w:id="43"/>
+      <w:bookmarkEnd w:id="44"/>
     </w:p>
     <w:p>
       <w:pPr>
@@ -21391,11 +21431,11 @@
       <w:pPr>
         <w:pStyle w:val="Heading3"/>
       </w:pPr>
-      <w:bookmarkStart w:id="44" w:name="_Toc215094501"/>
+      <w:bookmarkStart w:id="45" w:name="_Toc215094501"/>
       <w:r>
         <w:t>Kebutuhan Fungsional</w:t>
       </w:r>
-      <w:bookmarkEnd w:id="44"/>
+      <w:bookmarkEnd w:id="45"/>
     </w:p>
     <w:p>
       <w:pPr>
@@ -21627,11 +21667,11 @@
       <w:pPr>
         <w:pStyle w:val="Heading3"/>
       </w:pPr>
-      <w:bookmarkStart w:id="45" w:name="_Toc215094502"/>
+      <w:bookmarkStart w:id="46" w:name="_Toc215094502"/>
       <w:r>
         <w:t>Kebutuhan Non-Fungsional</w:t>
       </w:r>
-      <w:bookmarkEnd w:id="45"/>
+      <w:bookmarkEnd w:id="46"/>
     </w:p>
     <w:p>
       <w:pPr>
@@ -21729,11 +21769,11 @@
       <w:pPr>
         <w:pStyle w:val="Heading3"/>
       </w:pPr>
-      <w:bookmarkStart w:id="46" w:name="_Toc215094503"/>
+      <w:bookmarkStart w:id="47" w:name="_Toc215094503"/>
       <w:r>
         <w:t>Analisis Pengguna</w:t>
       </w:r>
-      <w:bookmarkEnd w:id="46"/>
+      <w:bookmarkEnd w:id="47"/>
     </w:p>
     <w:p>
       <w:pPr>
@@ -21859,21 +21899,21 @@
       <w:pPr>
         <w:pStyle w:val="Heading2"/>
       </w:pPr>
-      <w:bookmarkStart w:id="47" w:name="_Toc215094504"/>
+      <w:bookmarkStart w:id="48" w:name="_Toc215094504"/>
       <w:r>
         <w:t>Validasi dan Pengujian Sistem</w:t>
       </w:r>
-      <w:bookmarkEnd w:id="47"/>
+      <w:bookmarkEnd w:id="48"/>
     </w:p>
     <w:p>
       <w:pPr>
         <w:pStyle w:val="Heading3"/>
       </w:pPr>
-      <w:bookmarkStart w:id="48" w:name="_Toc215094505"/>
+      <w:bookmarkStart w:id="49" w:name="_Toc215094505"/>
       <w:r>
         <w:t>Pengujian sistem</w:t>
       </w:r>
-      <w:bookmarkEnd w:id="48"/>
+      <w:bookmarkEnd w:id="49"/>
     </w:p>
     <w:p>
       <w:pPr>
@@ -21955,11 +21995,11 @@
       <w:pPr>
         <w:pStyle w:val="Heading3"/>
       </w:pPr>
-      <w:bookmarkStart w:id="49" w:name="_Toc215094506"/>
+      <w:bookmarkStart w:id="50" w:name="_Toc215094506"/>
       <w:r>
         <w:t>Validasi Sistem</w:t>
       </w:r>
-      <w:bookmarkEnd w:id="49"/>
+      <w:bookmarkEnd w:id="50"/>
     </w:p>
     <w:p>
       <w:pPr>
@@ -22085,7 +22125,7 @@
         <w:pStyle w:val="Caption"/>
         <w:jc w:val="center"/>
       </w:pPr>
-      <w:bookmarkStart w:id="50" w:name="_Toc202736125"/>
+      <w:bookmarkStart w:id="51" w:name="_Toc202736125"/>
       <w:r>
         <w:t xml:space="preserve">Gambar 3. </w:t>
       </w:r>
@@ -22121,7 +22161,7 @@
         </w:rPr>
         <w:t>Use Case Diagram</w:t>
       </w:r>
-      <w:bookmarkEnd w:id="50"/>
+      <w:bookmarkEnd w:id="51"/>
     </w:p>
     <w:p>
       <w:pPr>
@@ -24117,7 +24157,7 @@
         <w:pStyle w:val="Caption"/>
         <w:jc w:val="center"/>
       </w:pPr>
-      <w:bookmarkStart w:id="51" w:name="_Toc202736126"/>
+      <w:bookmarkStart w:id="52" w:name="_Toc202736126"/>
       <w:r>
         <w:t xml:space="preserve">Gambar 3. </w:t>
       </w:r>
@@ -24146,7 +24186,7 @@
         </w:rPr>
         <w:t>Class Diagram</w:t>
       </w:r>
-      <w:bookmarkEnd w:id="51"/>
+      <w:bookmarkEnd w:id="52"/>
     </w:p>
     <w:p>
       <w:pPr>
@@ -24163,7 +24203,7 @@
         <w:pStyle w:val="Caption"/>
         <w:jc w:val="center"/>
       </w:pPr>
-      <w:bookmarkStart w:id="52" w:name="_Toc201276529"/>
+      <w:bookmarkStart w:id="53" w:name="_Toc201276529"/>
       <w:r>
         <w:t xml:space="preserve">Table 3. </w:t>
       </w:r>
@@ -24192,7 +24232,7 @@
         </w:rPr>
         <w:t>Class Diagram</w:t>
       </w:r>
-      <w:bookmarkEnd w:id="52"/>
+      <w:bookmarkEnd w:id="53"/>
     </w:p>
     <w:tbl>
       <w:tblPr>
@@ -24756,7 +24796,7 @@
         <w:pStyle w:val="Caption"/>
         <w:jc w:val="center"/>
       </w:pPr>
-      <w:bookmarkStart w:id="53" w:name="_Toc202736127"/>
+      <w:bookmarkStart w:id="54" w:name="_Toc202736127"/>
       <w:r>
         <w:t xml:space="preserve">Gambar 3. </w:t>
       </w:r>
@@ -24778,7 +24818,7 @@
       <w:r>
         <w:t xml:space="preserve"> Activity Diagram</w:t>
       </w:r>
-      <w:bookmarkEnd w:id="53"/>
+      <w:bookmarkEnd w:id="54"/>
     </w:p>
     <w:p>
       <w:pPr>
@@ -24799,7 +24839,7 @@
           <w:iCs w:val="0"/>
         </w:rPr>
       </w:pPr>
-      <w:bookmarkStart w:id="54" w:name="_Toc201276530"/>
+      <w:bookmarkStart w:id="55" w:name="_Toc201276530"/>
       <w:r>
         <w:t xml:space="preserve">Table 3. </w:t>
       </w:r>
@@ -24828,7 +24868,7 @@
         </w:rPr>
         <w:t>Activity Diagram</w:t>
       </w:r>
-      <w:bookmarkEnd w:id="54"/>
+      <w:bookmarkEnd w:id="55"/>
     </w:p>
     <w:tbl>
       <w:tblPr>
@@ -26119,7 +26159,7 @@
           <w:lang w:val="fi-FI"/>
         </w:rPr>
       </w:pPr>
-      <w:bookmarkStart w:id="55" w:name="_Toc202736128"/>
+      <w:bookmarkStart w:id="56" w:name="_Toc202736128"/>
       <w:r>
         <w:t xml:space="preserve">Gambar 3. </w:t>
       </w:r>
@@ -26151,7 +26191,7 @@
         </w:rPr>
         <w:t>Login</w:t>
       </w:r>
-      <w:bookmarkEnd w:id="55"/>
+      <w:bookmarkEnd w:id="56"/>
     </w:p>
     <w:p>
       <w:pPr>
@@ -26253,7 +26293,7 @@
           <w:lang w:val="fi-FI"/>
         </w:rPr>
       </w:pPr>
-      <w:bookmarkStart w:id="56" w:name="_Toc202736129"/>
+      <w:bookmarkStart w:id="57" w:name="_Toc202736129"/>
       <w:r>
         <w:t xml:space="preserve">Gambar 3. </w:t>
       </w:r>
@@ -26275,7 +26315,7 @@
       <w:r>
         <w:t xml:space="preserve"> Halaman Pembayaran</w:t>
       </w:r>
-      <w:bookmarkEnd w:id="56"/>
+      <w:bookmarkEnd w:id="57"/>
     </w:p>
     <w:p>
       <w:pPr>
@@ -26372,7 +26412,7 @@
           <w:lang w:val="fi-FI"/>
         </w:rPr>
       </w:pPr>
-      <w:bookmarkStart w:id="57" w:name="_Toc202736130"/>
+      <w:bookmarkStart w:id="58" w:name="_Toc202736130"/>
       <w:r>
         <w:t xml:space="preserve">Gambar 3. </w:t>
       </w:r>
@@ -26394,7 +26434,7 @@
       <w:r>
         <w:t xml:space="preserve"> Halaman Umpan Balik</w:t>
       </w:r>
-      <w:bookmarkEnd w:id="57"/>
+      <w:bookmarkEnd w:id="58"/>
     </w:p>
     <w:p>
       <w:pPr>
@@ -26502,7 +26542,7 @@
         <w:pStyle w:val="Caption"/>
         <w:jc w:val="center"/>
       </w:pPr>
-      <w:bookmarkStart w:id="58" w:name="_Toc202736131"/>
+      <w:bookmarkStart w:id="59" w:name="_Toc202736131"/>
       <w:r>
         <w:t xml:space="preserve">Gambar 3. </w:t>
       </w:r>
@@ -26524,7 +26564,7 @@
       <w:r>
         <w:t xml:space="preserve"> Halaman Umpan Balik</w:t>
       </w:r>
-      <w:bookmarkEnd w:id="58"/>
+      <w:bookmarkEnd w:id="59"/>
     </w:p>
     <w:p>
       <w:pPr>
@@ -26552,31 +26592,31 @@
       <w:r>
         <w:br/>
       </w:r>
-      <w:bookmarkStart w:id="59" w:name="_Toc215094507"/>
+      <w:bookmarkStart w:id="60" w:name="_Toc215094507"/>
       <w:r>
         <w:t>HASIL DAN PEMBAHASAN</w:t>
       </w:r>
-      <w:bookmarkEnd w:id="59"/>
+      <w:bookmarkEnd w:id="60"/>
     </w:p>
     <w:p>
       <w:pPr>
         <w:pStyle w:val="Heading2"/>
       </w:pPr>
-      <w:bookmarkStart w:id="60" w:name="_Toc215094508"/>
+      <w:bookmarkStart w:id="61" w:name="_Toc215094508"/>
       <w:r>
         <w:t>Analisis Sistem</w:t>
       </w:r>
-      <w:bookmarkEnd w:id="60"/>
+      <w:bookmarkEnd w:id="61"/>
     </w:p>
     <w:p>
       <w:pPr>
         <w:pStyle w:val="Heading3"/>
       </w:pPr>
-      <w:bookmarkStart w:id="61" w:name="_Toc215094509"/>
+      <w:bookmarkStart w:id="62" w:name="_Toc215094509"/>
       <w:r>
         <w:t>Analisis Sistem Yang Berjalan</w:t>
       </w:r>
-      <w:bookmarkEnd w:id="61"/>
+      <w:bookmarkEnd w:id="62"/>
     </w:p>
     <w:p>
       <w:pPr>
@@ -26791,12 +26831,12 @@
       <w:pPr>
         <w:pStyle w:val="Heading3"/>
       </w:pPr>
-      <w:bookmarkStart w:id="62" w:name="_Toc215094510"/>
+      <w:bookmarkStart w:id="63" w:name="_Toc215094510"/>
       <w:r>
         <w:lastRenderedPageBreak/>
         <w:t>Analisis Sistem Baru</w:t>
       </w:r>
-      <w:bookmarkEnd w:id="62"/>
+      <w:bookmarkEnd w:id="63"/>
     </w:p>
     <w:p>
       <w:pPr>
@@ -27061,7 +27101,7 @@
       <w:pPr>
         <w:pStyle w:val="Heading3"/>
       </w:pPr>
-      <w:bookmarkStart w:id="63" w:name="_Toc215094511"/>
+      <w:bookmarkStart w:id="64" w:name="_Toc215094511"/>
       <w:r>
         <w:t xml:space="preserve">Perbandingan Sistem menggunakan </w:t>
       </w:r>
@@ -27072,7 +27112,7 @@
         </w:rPr>
         <w:t>PIECES</w:t>
       </w:r>
-      <w:bookmarkEnd w:id="63"/>
+      <w:bookmarkEnd w:id="64"/>
     </w:p>
     <w:p>
       <w:pPr>
@@ -27108,7 +27148,7 @@
         <w:pStyle w:val="Caption"/>
         <w:jc w:val="center"/>
       </w:pPr>
-      <w:bookmarkStart w:id="64" w:name="_Toc214817454"/>
+      <w:bookmarkStart w:id="65" w:name="_Toc214817454"/>
       <w:r>
         <w:t xml:space="preserve">Tabel 4. </w:t>
       </w:r>
@@ -27137,7 +27177,7 @@
         </w:rPr>
         <w:t>PIECES</w:t>
       </w:r>
-      <w:bookmarkEnd w:id="64"/>
+      <w:bookmarkEnd w:id="65"/>
     </w:p>
     <w:tbl>
       <w:tblPr>
@@ -28195,12 +28235,12 @@
       <w:pPr>
         <w:pStyle w:val="Heading2"/>
       </w:pPr>
-      <w:bookmarkStart w:id="65" w:name="_Toc215094512"/>
+      <w:bookmarkStart w:id="66" w:name="_Toc215094512"/>
       <w:r>
         <w:lastRenderedPageBreak/>
         <w:t>Perancangan Sistem</w:t>
       </w:r>
-      <w:bookmarkEnd w:id="65"/>
+      <w:bookmarkEnd w:id="66"/>
     </w:p>
     <w:p>
       <w:pPr>
@@ -28267,7 +28307,7 @@
           <w:iCs/>
         </w:rPr>
       </w:pPr>
-      <w:bookmarkStart w:id="66" w:name="_Toc215094513"/>
+      <w:bookmarkStart w:id="67" w:name="_Toc215094513"/>
       <w:r>
         <w:rPr>
           <w:i/>
@@ -28275,7 +28315,7 @@
         </w:rPr>
         <w:t>Use Case Diagram</w:t>
       </w:r>
-      <w:bookmarkEnd w:id="66"/>
+      <w:bookmarkEnd w:id="67"/>
     </w:p>
     <w:p>
       <w:pPr>
@@ -29087,7 +29127,7 @@
           <w:iCs w:val="0"/>
         </w:rPr>
       </w:pPr>
-      <w:bookmarkStart w:id="67" w:name="_Toc214817426"/>
+      <w:bookmarkStart w:id="68" w:name="_Toc214817426"/>
       <w:r>
         <w:t xml:space="preserve">Gambar 4. </w:t>
       </w:r>
@@ -29116,7 +29156,7 @@
         </w:rPr>
         <w:t>Use Case Diagram Final</w:t>
       </w:r>
-      <w:bookmarkEnd w:id="67"/>
+      <w:bookmarkEnd w:id="68"/>
     </w:p>
     <w:p>
       <w:pPr>
@@ -29126,7 +29166,7 @@
           <w:iCs/>
         </w:rPr>
       </w:pPr>
-      <w:bookmarkStart w:id="68" w:name="_Toc215094514"/>
+      <w:bookmarkStart w:id="69" w:name="_Toc215094514"/>
       <w:r>
         <w:rPr>
           <w:i/>
@@ -29134,7 +29174,7 @@
         </w:rPr>
         <w:t>Class Diagram</w:t>
       </w:r>
-      <w:bookmarkEnd w:id="68"/>
+      <w:bookmarkEnd w:id="69"/>
     </w:p>
     <w:p>
       <w:pPr>
@@ -29232,7 +29272,7 @@
         <w:pStyle w:val="Caption"/>
         <w:jc w:val="center"/>
       </w:pPr>
-      <w:bookmarkStart w:id="69" w:name="_Toc214817427"/>
+      <w:bookmarkStart w:id="70" w:name="_Toc214817427"/>
       <w:r>
         <w:t xml:space="preserve">Gambar 4. </w:t>
       </w:r>
@@ -29261,7 +29301,7 @@
         </w:rPr>
         <w:t>Class Diagram</w:t>
       </w:r>
-      <w:bookmarkEnd w:id="69"/>
+      <w:bookmarkEnd w:id="70"/>
     </w:p>
     <w:p>
       <w:pPr>
@@ -29271,7 +29311,7 @@
           <w:iCs/>
         </w:rPr>
       </w:pPr>
-      <w:bookmarkStart w:id="70" w:name="_Toc215094515"/>
+      <w:bookmarkStart w:id="71" w:name="_Toc215094515"/>
       <w:r>
         <w:rPr>
           <w:i/>
@@ -29279,7 +29319,7 @@
         </w:rPr>
         <w:t>Activity Diagram</w:t>
       </w:r>
-      <w:bookmarkEnd w:id="70"/>
+      <w:bookmarkEnd w:id="71"/>
     </w:p>
     <w:p>
       <w:pPr>
@@ -29480,7 +29520,7 @@
           <w:lang w:val="fi-FI"/>
         </w:rPr>
       </w:pPr>
-      <w:bookmarkStart w:id="71" w:name="_Toc214817428"/>
+      <w:bookmarkStart w:id="72" w:name="_Toc214817428"/>
       <w:r>
         <w:t xml:space="preserve">Gambar 4. </w:t>
       </w:r>
@@ -29506,7 +29546,7 @@
         </w:rPr>
         <w:t xml:space="preserve"> Activity Diagram Login</w:t>
       </w:r>
-      <w:bookmarkEnd w:id="71"/>
+      <w:bookmarkEnd w:id="72"/>
     </w:p>
     <w:p>
       <w:pPr>
@@ -29634,7 +29674,7 @@
         <w:ind w:left="1701"/>
         <w:jc w:val="center"/>
       </w:pPr>
-      <w:bookmarkStart w:id="72" w:name="_Toc214817429"/>
+      <w:bookmarkStart w:id="73" w:name="_Toc214817429"/>
       <w:r>
         <w:t xml:space="preserve">Gambar 4. </w:t>
       </w:r>
@@ -29663,7 +29703,7 @@
         </w:rPr>
         <w:t>Actity Diagram Checkout</w:t>
       </w:r>
-      <w:bookmarkEnd w:id="72"/>
+      <w:bookmarkEnd w:id="73"/>
     </w:p>
     <w:p>
       <w:pPr>
@@ -29800,7 +29840,7 @@
           <w:lang w:val="fi-FI"/>
         </w:rPr>
       </w:pPr>
-      <w:bookmarkStart w:id="73" w:name="_Toc214817430"/>
+      <w:bookmarkStart w:id="74" w:name="_Toc214817430"/>
       <w:r>
         <w:t xml:space="preserve">Gambar 4. </w:t>
       </w:r>
@@ -29829,7 +29869,7 @@
         </w:rPr>
         <w:t>Activity Diagram Dashboard</w:t>
       </w:r>
-      <w:bookmarkEnd w:id="73"/>
+      <w:bookmarkEnd w:id="74"/>
     </w:p>
     <w:p>
       <w:pPr>
@@ -29950,7 +29990,7 @@
           <w:lang w:val="fi-FI"/>
         </w:rPr>
       </w:pPr>
-      <w:bookmarkStart w:id="74" w:name="_Toc214817431"/>
+      <w:bookmarkStart w:id="75" w:name="_Toc214817431"/>
       <w:r>
         <w:t xml:space="preserve">Gambar 4. </w:t>
       </w:r>
@@ -29982,7 +30022,7 @@
       <w:r>
         <w:t xml:space="preserve"> Daftar Meja</w:t>
       </w:r>
-      <w:bookmarkEnd w:id="74"/>
+      <w:bookmarkEnd w:id="75"/>
     </w:p>
     <w:p>
       <w:pPr>
@@ -30091,7 +30131,7 @@
           <w:lang w:val="fi-FI"/>
         </w:rPr>
       </w:pPr>
-      <w:bookmarkStart w:id="75" w:name="_Toc214817432"/>
+      <w:bookmarkStart w:id="76" w:name="_Toc214817432"/>
       <w:r>
         <w:t xml:space="preserve">Gambar 4. </w:t>
       </w:r>
@@ -30123,7 +30163,7 @@
       <w:r>
         <w:t xml:space="preserve"> Pesanan</w:t>
       </w:r>
-      <w:bookmarkEnd w:id="75"/>
+      <w:bookmarkEnd w:id="76"/>
     </w:p>
     <w:p>
       <w:pPr>
@@ -30235,7 +30275,7 @@
           <w:lang w:val="en-US"/>
         </w:rPr>
       </w:pPr>
-      <w:bookmarkStart w:id="76" w:name="_Toc214817433"/>
+      <w:bookmarkStart w:id="77" w:name="_Toc214817433"/>
       <w:r>
         <w:t xml:space="preserve">Gambar 4. </w:t>
       </w:r>
@@ -30267,7 +30307,7 @@
       <w:r>
         <w:t xml:space="preserve"> Daftar Menu</w:t>
       </w:r>
-      <w:bookmarkEnd w:id="76"/>
+      <w:bookmarkEnd w:id="77"/>
     </w:p>
     <w:p>
       <w:pPr>
@@ -30390,7 +30430,7 @@
           <w:lang w:val="fi-FI"/>
         </w:rPr>
       </w:pPr>
-      <w:bookmarkStart w:id="77" w:name="_Toc214817434"/>
+      <w:bookmarkStart w:id="78" w:name="_Toc214817434"/>
       <w:r>
         <w:t xml:space="preserve">Gambar 4. </w:t>
       </w:r>
@@ -30422,7 +30462,7 @@
       <w:r>
         <w:t xml:space="preserve"> Kategori Menu</w:t>
       </w:r>
-      <w:bookmarkEnd w:id="77"/>
+      <w:bookmarkEnd w:id="78"/>
     </w:p>
     <w:p>
       <w:pPr>
@@ -30531,7 +30571,7 @@
           <w:lang w:val="fi-FI"/>
         </w:rPr>
       </w:pPr>
-      <w:bookmarkStart w:id="78" w:name="_Toc214817435"/>
+      <w:bookmarkStart w:id="79" w:name="_Toc214817435"/>
       <w:r>
         <w:t xml:space="preserve">Gambar 4. </w:t>
       </w:r>
@@ -30563,7 +30603,7 @@
       <w:r>
         <w:t xml:space="preserve"> Laporan Penjualan</w:t>
       </w:r>
-      <w:bookmarkEnd w:id="78"/>
+      <w:bookmarkEnd w:id="79"/>
     </w:p>
     <w:p>
       <w:pPr>
@@ -30677,7 +30717,7 @@
         <w:ind w:left="1701"/>
         <w:jc w:val="center"/>
       </w:pPr>
-      <w:bookmarkStart w:id="79" w:name="_Toc214817436"/>
+      <w:bookmarkStart w:id="80" w:name="_Toc214817436"/>
       <w:r>
         <w:t xml:space="preserve">Gambar 4. </w:t>
       </w:r>
@@ -30709,18 +30749,18 @@
       <w:r>
         <w:t xml:space="preserve"> Meja Kerja Karyawan</w:t>
       </w:r>
-      <w:bookmarkEnd w:id="79"/>
+      <w:bookmarkEnd w:id="80"/>
     </w:p>
     <w:p>
       <w:pPr>
         <w:pStyle w:val="Heading3"/>
       </w:pPr>
-      <w:bookmarkStart w:id="80" w:name="_Toc215094516"/>
+      <w:bookmarkStart w:id="81" w:name="_Toc215094516"/>
       <w:r>
         <w:lastRenderedPageBreak/>
         <w:t>Perancangan Interface</w:t>
       </w:r>
-      <w:bookmarkEnd w:id="80"/>
+      <w:bookmarkEnd w:id="81"/>
     </w:p>
     <w:p>
       <w:pPr>
@@ -31071,14 +31111,14 @@
           <w:lang w:val="fi-FI"/>
         </w:rPr>
       </w:pPr>
-      <w:bookmarkStart w:id="81" w:name="_Toc215094517"/>
+      <w:bookmarkStart w:id="82" w:name="_Toc215094517"/>
       <w:r>
         <w:rPr>
           <w:lang w:val="fi-FI"/>
         </w:rPr>
         <w:t>Perancangan Database</w:t>
       </w:r>
-      <w:bookmarkEnd w:id="81"/>
+      <w:bookmarkEnd w:id="82"/>
     </w:p>
     <w:p>
       <w:pPr>
@@ -31124,7 +31164,7 @@
         <w:spacing w:line="480" w:lineRule="auto"/>
         <w:ind w:left="1701"/>
       </w:pPr>
-      <w:bookmarkStart w:id="82" w:name="_Hlk214816535"/>
+      <w:bookmarkStart w:id="83" w:name="_Hlk214816535"/>
       <w:r>
         <w:t xml:space="preserve">Nama </w:t>
       </w:r>
@@ -31205,7 +31245,7 @@
         <w:pStyle w:val="Caption"/>
         <w:jc w:val="center"/>
       </w:pPr>
-      <w:bookmarkStart w:id="83" w:name="_Toc214817455"/>
+      <w:bookmarkStart w:id="84" w:name="_Toc214817455"/>
       <w:r>
         <w:t xml:space="preserve">Tabel 4. </w:t>
       </w:r>
@@ -31227,7 +31267,7 @@
       <w:r>
         <w:t xml:space="preserve"> Tabel Users</w:t>
       </w:r>
-      <w:bookmarkEnd w:id="83"/>
+      <w:bookmarkEnd w:id="84"/>
     </w:p>
     <w:tbl>
       <w:tblPr>
@@ -31738,7 +31778,7 @@
       </w:tr>
     </w:tbl>
     <w:p/>
-    <w:bookmarkEnd w:id="82"/>
+    <w:bookmarkEnd w:id="83"/>
     <w:p>
       <w:pPr>
         <w:pStyle w:val="ListParagraph"/>
@@ -31861,7 +31901,7 @@
         <w:pStyle w:val="Caption"/>
         <w:jc w:val="center"/>
       </w:pPr>
-      <w:bookmarkStart w:id="84" w:name="_Toc214817456"/>
+      <w:bookmarkStart w:id="85" w:name="_Toc214817456"/>
       <w:r>
         <w:t xml:space="preserve">Tabel 4. </w:t>
       </w:r>
@@ -31883,7 +31923,7 @@
       <w:r>
         <w:t xml:space="preserve"> Tabel Daftar Meja</w:t>
       </w:r>
-      <w:bookmarkEnd w:id="84"/>
+      <w:bookmarkEnd w:id="85"/>
     </w:p>
     <w:tbl>
       <w:tblPr>
@@ -32704,7 +32744,7 @@
         <w:pStyle w:val="Caption"/>
         <w:jc w:val="center"/>
       </w:pPr>
-      <w:bookmarkStart w:id="85" w:name="_Toc214817457"/>
+      <w:bookmarkStart w:id="86" w:name="_Toc214817457"/>
       <w:r>
         <w:t xml:space="preserve">Tabel 4. </w:t>
       </w:r>
@@ -32726,7 +32766,7 @@
       <w:r>
         <w:t xml:space="preserve"> Tabel Kategori Menu</w:t>
       </w:r>
-      <w:bookmarkEnd w:id="85"/>
+      <w:bookmarkEnd w:id="86"/>
     </w:p>
     <w:tbl>
       <w:tblPr>
@@ -32760,7 +32800,7 @@
                 <w:lang w:val="id-ID"/>
               </w:rPr>
             </w:pPr>
-            <w:bookmarkStart w:id="86" w:name="_Hlk215090365"/>
+            <w:bookmarkStart w:id="87" w:name="_Hlk215090365"/>
             <w:r>
               <w:rPr>
                 <w:sz w:val="20"/>
@@ -33236,7 +33276,7 @@
           </w:p>
         </w:tc>
       </w:tr>
-      <w:bookmarkEnd w:id="86"/>
+      <w:bookmarkEnd w:id="87"/>
     </w:tbl>
     <w:p/>
     <w:p>
@@ -33345,7 +33385,7 @@
         <w:pStyle w:val="Caption"/>
         <w:jc w:val="center"/>
       </w:pPr>
-      <w:bookmarkStart w:id="87" w:name="_Toc214817458"/>
+      <w:bookmarkStart w:id="88" w:name="_Toc214817458"/>
       <w:r>
         <w:t xml:space="preserve">Tabel 4. </w:t>
       </w:r>
@@ -33367,7 +33407,7 @@
       <w:r>
         <w:t xml:space="preserve"> Tabel Daftar Menu</w:t>
       </w:r>
-      <w:bookmarkEnd w:id="87"/>
+      <w:bookmarkEnd w:id="88"/>
     </w:p>
     <w:tbl>
       <w:tblPr>
@@ -34377,7 +34417,7 @@
         <w:spacing w:after="0"/>
         <w:jc w:val="center"/>
       </w:pPr>
-      <w:bookmarkStart w:id="88" w:name="_Toc214817459"/>
+      <w:bookmarkStart w:id="89" w:name="_Toc214817459"/>
       <w:r>
         <w:t xml:space="preserve">Tabel 4. </w:t>
       </w:r>
@@ -34399,7 +34439,7 @@
       <w:r>
         <w:t xml:space="preserve"> Tabel Varian Menu</w:t>
       </w:r>
-      <w:bookmarkEnd w:id="88"/>
+      <w:bookmarkEnd w:id="89"/>
     </w:p>
     <w:p/>
     <w:tbl>
@@ -35319,7 +35359,7 @@
         <w:pStyle w:val="Caption"/>
         <w:jc w:val="center"/>
       </w:pPr>
-      <w:bookmarkStart w:id="89" w:name="_Toc214817460"/>
+      <w:bookmarkStart w:id="90" w:name="_Toc214817460"/>
       <w:r>
         <w:t xml:space="preserve">Tabel 4. </w:t>
       </w:r>
@@ -35341,7 +35381,7 @@
       <w:r>
         <w:t xml:space="preserve"> Tabel Pesanan</w:t>
       </w:r>
-      <w:bookmarkEnd w:id="89"/>
+      <w:bookmarkEnd w:id="90"/>
     </w:p>
     <w:tbl>
       <w:tblPr>
@@ -36556,7 +36596,7 @@
         <w:pStyle w:val="Caption"/>
         <w:jc w:val="center"/>
       </w:pPr>
-      <w:bookmarkStart w:id="90" w:name="_Toc214817461"/>
+      <w:bookmarkStart w:id="91" w:name="_Toc214817461"/>
       <w:r>
         <w:t xml:space="preserve">Tabel 4. </w:t>
       </w:r>
@@ -36578,7 +36618,7 @@
       <w:r>
         <w:t xml:space="preserve"> Tabel Detail Pesanan</w:t>
       </w:r>
-      <w:bookmarkEnd w:id="90"/>
+      <w:bookmarkEnd w:id="91"/>
     </w:p>
     <w:tbl>
       <w:tblPr>
@@ -37396,14 +37436,14 @@
           <w:lang w:val="fi-FI"/>
         </w:rPr>
       </w:pPr>
-      <w:bookmarkStart w:id="91" w:name="_Toc215094518"/>
+      <w:bookmarkStart w:id="92" w:name="_Toc215094518"/>
       <w:r>
         <w:rPr>
           <w:lang w:val="fi-FI"/>
         </w:rPr>
         <w:t>Implementasi Sistem</w:t>
       </w:r>
-      <w:bookmarkEnd w:id="91"/>
+      <w:bookmarkEnd w:id="92"/>
     </w:p>
     <w:p>
       <w:pPr>
@@ -37497,14 +37537,14 @@
           <w:lang w:val="fi-FI"/>
         </w:rPr>
       </w:pPr>
-      <w:bookmarkStart w:id="92" w:name="_Toc215094519"/>
+      <w:bookmarkStart w:id="93" w:name="_Toc215094519"/>
       <w:r>
         <w:rPr>
           <w:lang w:val="fi-FI"/>
         </w:rPr>
         <w:t>Implementasi Database</w:t>
       </w:r>
-      <w:bookmarkEnd w:id="92"/>
+      <w:bookmarkEnd w:id="93"/>
     </w:p>
     <w:p>
       <w:pPr>
@@ -37664,7 +37704,7 @@
           <w:lang w:val="fi-FI"/>
         </w:rPr>
       </w:pPr>
-      <w:bookmarkStart w:id="93" w:name="_Toc214817437"/>
+      <w:bookmarkStart w:id="94" w:name="_Toc214817437"/>
       <w:r>
         <w:t xml:space="preserve">Gambar 4. </w:t>
       </w:r>
@@ -37686,7 +37726,7 @@
       <w:r>
         <w:t xml:space="preserve"> Database Users</w:t>
       </w:r>
-      <w:bookmarkEnd w:id="93"/>
+      <w:bookmarkEnd w:id="94"/>
     </w:p>
     <w:p>
       <w:pPr>
@@ -37809,7 +37849,7 @@
         <w:ind w:left="1985"/>
         <w:jc w:val="center"/>
       </w:pPr>
-      <w:bookmarkStart w:id="94" w:name="_Toc214817438"/>
+      <w:bookmarkStart w:id="95" w:name="_Toc214817438"/>
       <w:r>
         <w:t>Gambar 4.</w:t>
       </w:r>
@@ -37834,7 +37874,7 @@
       <w:r>
         <w:t xml:space="preserve"> Database Daftar Meja</w:t>
       </w:r>
-      <w:bookmarkEnd w:id="94"/>
+      <w:bookmarkEnd w:id="95"/>
     </w:p>
     <w:p>
       <w:pPr>
@@ -37979,7 +38019,7 @@
         <w:ind w:left="1985"/>
         <w:jc w:val="center"/>
       </w:pPr>
-      <w:bookmarkStart w:id="95" w:name="_Toc214817439"/>
+      <w:bookmarkStart w:id="96" w:name="_Toc214817439"/>
       <w:r>
         <w:t>Gambar 4.</w:t>
       </w:r>
@@ -38004,7 +38044,7 @@
       <w:r>
         <w:t xml:space="preserve"> Database Daftar Kategori</w:t>
       </w:r>
-      <w:bookmarkEnd w:id="95"/>
+      <w:bookmarkEnd w:id="96"/>
     </w:p>
     <w:p>
       <w:pPr>
@@ -38129,7 +38169,7 @@
         <w:ind w:left="1985"/>
         <w:jc w:val="center"/>
       </w:pPr>
-      <w:bookmarkStart w:id="96" w:name="_Toc214817440"/>
+      <w:bookmarkStart w:id="97" w:name="_Toc214817440"/>
       <w:r>
         <w:t>Gambar 4.</w:t>
       </w:r>
@@ -38154,7 +38194,7 @@
       <w:r>
         <w:t xml:space="preserve"> Database Daftar Menu</w:t>
       </w:r>
-      <w:bookmarkEnd w:id="96"/>
+      <w:bookmarkEnd w:id="97"/>
     </w:p>
     <w:p>
       <w:pPr>
@@ -38264,7 +38304,7 @@
         <w:ind w:left="1985"/>
         <w:jc w:val="center"/>
       </w:pPr>
-      <w:bookmarkStart w:id="97" w:name="_Toc214817441"/>
+      <w:bookmarkStart w:id="98" w:name="_Toc214817441"/>
       <w:r>
         <w:t>Gambar 4.</w:t>
       </w:r>
@@ -38289,7 +38329,7 @@
       <w:r>
         <w:t xml:space="preserve"> Database Pesanan</w:t>
       </w:r>
-      <w:bookmarkEnd w:id="97"/>
+      <w:bookmarkEnd w:id="98"/>
     </w:p>
     <w:p>
       <w:pPr>
@@ -38298,14 +38338,14 @@
           <w:lang w:val="fi-FI"/>
         </w:rPr>
       </w:pPr>
-      <w:bookmarkStart w:id="98" w:name="_Toc215094520"/>
+      <w:bookmarkStart w:id="99" w:name="_Toc215094520"/>
       <w:r>
         <w:rPr>
           <w:lang w:val="fi-FI"/>
         </w:rPr>
         <w:t>Implementasi Interfaces</w:t>
       </w:r>
-      <w:bookmarkEnd w:id="98"/>
+      <w:bookmarkEnd w:id="99"/>
     </w:p>
     <w:p>
       <w:pPr>
@@ -38501,7 +38541,7 @@
         <w:ind w:left="1985"/>
         <w:jc w:val="center"/>
       </w:pPr>
-      <w:bookmarkStart w:id="99" w:name="_Toc214817442"/>
+      <w:bookmarkStart w:id="100" w:name="_Toc214817442"/>
       <w:r>
         <w:t>Gambar 4.</w:t>
       </w:r>
@@ -38526,7 +38566,7 @@
       <w:r>
         <w:t xml:space="preserve"> Implementasi Halaman Login</w:t>
       </w:r>
-      <w:bookmarkEnd w:id="99"/>
+      <w:bookmarkEnd w:id="100"/>
     </w:p>
     <w:p>
       <w:pPr>
@@ -38634,7 +38674,7 @@
         <w:ind w:left="1985"/>
         <w:jc w:val="center"/>
       </w:pPr>
-      <w:bookmarkStart w:id="100" w:name="_Toc214817443"/>
+      <w:bookmarkStart w:id="101" w:name="_Toc214817443"/>
       <w:r>
         <w:t>Gambar 4.</w:t>
       </w:r>
@@ -38659,7 +38699,7 @@
       <w:r>
         <w:t xml:space="preserve"> Implementasi Halaman Homepage</w:t>
       </w:r>
-      <w:bookmarkEnd w:id="100"/>
+      <w:bookmarkEnd w:id="101"/>
     </w:p>
     <w:p>
       <w:pPr>
@@ -38754,7 +38794,7 @@
         <w:ind w:left="1985"/>
         <w:jc w:val="center"/>
       </w:pPr>
-      <w:bookmarkStart w:id="101" w:name="_Toc214817444"/>
+      <w:bookmarkStart w:id="102" w:name="_Toc214817444"/>
       <w:r>
         <w:t>Gambar 4.</w:t>
       </w:r>
@@ -38779,7 +38819,7 @@
       <w:r>
         <w:t xml:space="preserve"> Implementasi Halaman Checkout</w:t>
       </w:r>
-      <w:bookmarkEnd w:id="101"/>
+      <w:bookmarkEnd w:id="102"/>
     </w:p>
     <w:p>
       <w:pPr>
@@ -38921,7 +38961,7 @@
         <w:ind w:left="1985"/>
         <w:jc w:val="center"/>
       </w:pPr>
-      <w:bookmarkStart w:id="102" w:name="_Toc214817445"/>
+      <w:bookmarkStart w:id="103" w:name="_Toc214817445"/>
       <w:r>
         <w:t>Gambar 4.</w:t>
       </w:r>
@@ -38946,7 +38986,7 @@
       <w:r>
         <w:t xml:space="preserve"> Implementasi Halaman Pembayaran</w:t>
       </w:r>
-      <w:bookmarkEnd w:id="102"/>
+      <w:bookmarkEnd w:id="103"/>
     </w:p>
     <w:p>
       <w:pPr>
@@ -39073,7 +39113,7 @@
         <w:ind w:left="1985"/>
         <w:jc w:val="center"/>
       </w:pPr>
-      <w:bookmarkStart w:id="103" w:name="_Toc214817446"/>
+      <w:bookmarkStart w:id="104" w:name="_Toc214817446"/>
       <w:r>
         <w:t>Gambar 4.</w:t>
       </w:r>
@@ -39098,7 +39138,7 @@
       <w:r>
         <w:t xml:space="preserve"> Implementasi Halaman Dashboard Admin</w:t>
       </w:r>
-      <w:bookmarkEnd w:id="103"/>
+      <w:bookmarkEnd w:id="104"/>
     </w:p>
     <w:p>
       <w:pPr>
@@ -39200,7 +39240,7 @@
         <w:ind w:left="1985"/>
         <w:jc w:val="center"/>
       </w:pPr>
-      <w:bookmarkStart w:id="104" w:name="_Toc214817447"/>
+      <w:bookmarkStart w:id="105" w:name="_Toc214817447"/>
       <w:r>
         <w:t xml:space="preserve">Gambar 4. </w:t>
       </w:r>
@@ -39228,7 +39268,7 @@
       <w:r>
         <w:t xml:space="preserve"> Laporan Penjualan</w:t>
       </w:r>
-      <w:bookmarkEnd w:id="104"/>
+      <w:bookmarkEnd w:id="105"/>
     </w:p>
     <w:p>
       <w:pPr>
@@ -39331,7 +39371,7 @@
         <w:ind w:left="1985"/>
         <w:jc w:val="center"/>
       </w:pPr>
-      <w:bookmarkStart w:id="105" w:name="_Toc214817448"/>
+      <w:bookmarkStart w:id="106" w:name="_Toc214817448"/>
       <w:r>
         <w:t xml:space="preserve">Gambar 4. </w:t>
       </w:r>
@@ -39353,7 +39393,7 @@
       <w:r>
         <w:t xml:space="preserve"> Implementasi Halaman Daftar Meja</w:t>
       </w:r>
-      <w:bookmarkEnd w:id="105"/>
+      <w:bookmarkEnd w:id="106"/>
     </w:p>
     <w:p>
       <w:pPr>
@@ -39455,7 +39495,7 @@
         <w:ind w:left="1985"/>
         <w:jc w:val="center"/>
       </w:pPr>
-      <w:bookmarkStart w:id="106" w:name="_Toc214817449"/>
+      <w:bookmarkStart w:id="107" w:name="_Toc214817449"/>
       <w:r>
         <w:t xml:space="preserve">Gambar 4. </w:t>
       </w:r>
@@ -39477,7 +39517,7 @@
       <w:r>
         <w:t xml:space="preserve"> Implementasi Halaman Pesanan</w:t>
       </w:r>
-      <w:bookmarkEnd w:id="106"/>
+      <w:bookmarkEnd w:id="107"/>
     </w:p>
     <w:p>
       <w:pPr>
@@ -39598,7 +39638,7 @@
         <w:ind w:left="1985"/>
         <w:jc w:val="center"/>
       </w:pPr>
-      <w:bookmarkStart w:id="107" w:name="_Toc214817450"/>
+      <w:bookmarkStart w:id="108" w:name="_Toc214817450"/>
       <w:r>
         <w:t xml:space="preserve">Gambar 4. </w:t>
       </w:r>
@@ -39620,7 +39660,7 @@
       <w:r>
         <w:t xml:space="preserve"> Implementasi Halaman Dashboard Karyawan</w:t>
       </w:r>
-      <w:bookmarkEnd w:id="107"/>
+      <w:bookmarkEnd w:id="108"/>
     </w:p>
     <w:p>
       <w:pPr>
@@ -39738,7 +39778,7 @@
         <w:ind w:left="1985"/>
         <w:jc w:val="center"/>
       </w:pPr>
-      <w:bookmarkStart w:id="108" w:name="_Toc214817451"/>
+      <w:bookmarkStart w:id="109" w:name="_Toc214817451"/>
       <w:r>
         <w:t xml:space="preserve">Gambar 4. </w:t>
       </w:r>
@@ -39760,7 +39800,7 @@
       <w:r>
         <w:t xml:space="preserve"> Implementasi Halaman Papan Kerja</w:t>
       </w:r>
-      <w:bookmarkEnd w:id="108"/>
+      <w:bookmarkEnd w:id="109"/>
     </w:p>
     <w:p>
       <w:pPr>
@@ -39891,7 +39931,7 @@
           <w:lang w:val="en-US"/>
         </w:rPr>
       </w:pPr>
-      <w:bookmarkStart w:id="109" w:name="_Toc214817452"/>
+      <w:bookmarkStart w:id="110" w:name="_Toc214817452"/>
       <w:r>
         <w:lastRenderedPageBreak/>
         <w:t xml:space="preserve">Gambar 4. </w:t>
@@ -39917,7 +39957,7 @@
         </w:rPr>
         <w:t xml:space="preserve"> Impelemntasi Halaman Daftar Menu Karyawan</w:t>
       </w:r>
-      <w:bookmarkEnd w:id="109"/>
+      <w:bookmarkEnd w:id="110"/>
     </w:p>
     <w:p>
       <w:pPr>
@@ -40026,7 +40066,7 @@
         <w:ind w:left="1985"/>
         <w:jc w:val="center"/>
       </w:pPr>
-      <w:bookmarkStart w:id="110" w:name="_Toc214817453"/>
+      <w:bookmarkStart w:id="111" w:name="_Toc214817453"/>
       <w:r>
         <w:t xml:space="preserve">Gambar 4. </w:t>
       </w:r>
@@ -40048,7 +40088,7 @@
       <w:r>
         <w:t xml:space="preserve"> Halaman Daftar Kategori Karyawan</w:t>
       </w:r>
-      <w:bookmarkEnd w:id="110"/>
+      <w:bookmarkEnd w:id="111"/>
     </w:p>
     <w:p>
       <w:pPr>
@@ -40057,14 +40097,14 @@
           <w:lang w:val="fi-FI"/>
         </w:rPr>
       </w:pPr>
-      <w:bookmarkStart w:id="111" w:name="_Toc215094521"/>
+      <w:bookmarkStart w:id="112" w:name="_Toc215094521"/>
       <w:r>
         <w:rPr>
           <w:lang w:val="fi-FI"/>
         </w:rPr>
         <w:t>Pengujian Sistem</w:t>
       </w:r>
-      <w:bookmarkEnd w:id="111"/>
+      <w:bookmarkEnd w:id="112"/>
     </w:p>
     <w:p>
       <w:pPr>
@@ -40096,7 +40136,7 @@
           <w:lang w:val="fi-FI"/>
         </w:rPr>
       </w:pPr>
-      <w:bookmarkStart w:id="112" w:name="_Toc215094522"/>
+      <w:bookmarkStart w:id="113" w:name="_Toc215094522"/>
       <w:r>
         <w:rPr>
           <w:lang w:val="fi-FI"/>
@@ -40111,7 +40151,7 @@
         </w:rPr>
         <w:t>Blackbox Testing</w:t>
       </w:r>
-      <w:bookmarkEnd w:id="112"/>
+      <w:bookmarkEnd w:id="113"/>
     </w:p>
     <w:p>
       <w:pPr>
@@ -40141,7 +40181,7 @@
           <w:lang w:val="fi-FI"/>
         </w:rPr>
       </w:pPr>
-      <w:bookmarkStart w:id="113" w:name="_Toc214817462"/>
+      <w:bookmarkStart w:id="114" w:name="_Toc214817462"/>
       <w:r>
         <w:rPr>
           <w:lang w:val="fi-FI"/>
@@ -40186,7 +40226,7 @@
         </w:rPr>
         <w:t>Blackbox Testing</w:t>
       </w:r>
-      <w:bookmarkEnd w:id="113"/>
+      <w:bookmarkEnd w:id="114"/>
     </w:p>
     <w:tbl>
       <w:tblPr>
@@ -41549,6 +41589,7 @@
                 <w:szCs w:val="20"/>
                 <w:lang w:val="id-ID"/>
               </w:rPr>
+              <w:lastRenderedPageBreak/>
               <w:t>8</w:t>
             </w:r>
           </w:p>
@@ -41849,7 +41890,7 @@
           <w:lang w:val="en-US"/>
         </w:rPr>
       </w:pPr>
-      <w:bookmarkStart w:id="114" w:name="_Toc215094523"/>
+      <w:bookmarkStart w:id="115" w:name="_Toc215094523"/>
       <w:r>
         <w:rPr>
           <w:lang w:val="en-US"/>
@@ -41876,7 +41917,7 @@
         </w:rPr>
         <w:t>UAT)</w:t>
       </w:r>
-      <w:bookmarkEnd w:id="114"/>
+      <w:bookmarkEnd w:id="115"/>
     </w:p>
     <w:p>
       <w:pPr>
@@ -41967,7 +42008,7 @@
           <w:lang w:val="fi-FI"/>
         </w:rPr>
       </w:pPr>
-      <w:bookmarkStart w:id="115" w:name="_Toc214817463"/>
+      <w:bookmarkStart w:id="116" w:name="_Toc214817463"/>
       <w:r>
         <w:t xml:space="preserve">Tabel 4. </w:t>
       </w:r>
@@ -41992,7 +42033,7 @@
         </w:rPr>
         <w:t xml:space="preserve"> UAT Akses Menu Dan Pesanan Cepat</w:t>
       </w:r>
-      <w:bookmarkEnd w:id="115"/>
+      <w:bookmarkEnd w:id="116"/>
     </w:p>
     <w:tbl>
       <w:tblPr>
@@ -42747,7 +42788,7 @@
         <w:pStyle w:val="Caption"/>
         <w:jc w:val="center"/>
       </w:pPr>
-      <w:bookmarkStart w:id="116" w:name="_Toc214817464"/>
+      <w:bookmarkStart w:id="117" w:name="_Toc214817464"/>
       <w:r>
         <w:t xml:space="preserve">Tabel 4. </w:t>
       </w:r>
@@ -42769,7 +42810,7 @@
       <w:r>
         <w:t xml:space="preserve"> UAT Status Pesanan</w:t>
       </w:r>
-      <w:bookmarkEnd w:id="116"/>
+      <w:bookmarkEnd w:id="117"/>
     </w:p>
     <w:tbl>
       <w:tblPr>
@@ -43511,7 +43552,7 @@
         <w:pStyle w:val="Caption"/>
         <w:jc w:val="center"/>
       </w:pPr>
-      <w:bookmarkStart w:id="117" w:name="_Toc214817465"/>
+      <w:bookmarkStart w:id="118" w:name="_Toc214817465"/>
       <w:r>
         <w:t xml:space="preserve">Tabel 4. </w:t>
       </w:r>
@@ -43533,7 +43574,7 @@
       <w:r>
         <w:t xml:space="preserve"> UAT Pembuatan dan Pembaruan Menu (CRUD)</w:t>
       </w:r>
-      <w:bookmarkEnd w:id="117"/>
+      <w:bookmarkEnd w:id="118"/>
     </w:p>
     <w:tbl>
       <w:tblPr>
@@ -44237,7 +44278,7 @@
         <w:pStyle w:val="Caption"/>
         <w:jc w:val="center"/>
       </w:pPr>
-      <w:bookmarkStart w:id="118" w:name="_Toc214817466"/>
+      <w:bookmarkStart w:id="119" w:name="_Toc214817466"/>
       <w:r>
         <w:t xml:space="preserve">Tabel 4. </w:t>
       </w:r>
@@ -44259,7 +44300,7 @@
       <w:r>
         <w:t xml:space="preserve"> Validasi Laporan Penjualan</w:t>
       </w:r>
-      <w:bookmarkEnd w:id="118"/>
+      <w:bookmarkEnd w:id="119"/>
     </w:p>
     <w:tbl>
       <w:tblPr>
@@ -44289,7 +44330,7 @@
                 <w:lang w:val="id-ID"/>
               </w:rPr>
             </w:pPr>
-            <w:bookmarkStart w:id="119" w:name="_Hlk212852633"/>
+            <w:bookmarkStart w:id="120" w:name="_Hlk212852633"/>
             <w:r>
               <w:rPr>
                 <w:sz w:val="20"/>
@@ -44947,7 +44988,7 @@
           </w:p>
         </w:tc>
       </w:tr>
-      <w:bookmarkEnd w:id="119"/>
+      <w:bookmarkEnd w:id="120"/>
     </w:tbl>
     <w:p>
       <w:pPr>
@@ -44978,7 +45019,7 @@
         <w:pStyle w:val="Caption"/>
         <w:jc w:val="center"/>
       </w:pPr>
-      <w:bookmarkStart w:id="120" w:name="_Toc214817467"/>
+      <w:bookmarkStart w:id="121" w:name="_Toc214817467"/>
       <w:r>
         <w:t xml:space="preserve">Tabel 4. </w:t>
       </w:r>
@@ -45000,7 +45041,7 @@
       <w:r>
         <w:t xml:space="preserve"> Pengelolaan Daftar Meja</w:t>
       </w:r>
-      <w:bookmarkEnd w:id="120"/>
+      <w:bookmarkEnd w:id="121"/>
     </w:p>
     <w:tbl>
       <w:tblPr>
@@ -45764,7 +45805,7 @@
           <w:lang w:val="fi-FI"/>
         </w:rPr>
       </w:pPr>
-      <w:bookmarkStart w:id="121" w:name="_Toc214817468"/>
+      <w:bookmarkStart w:id="122" w:name="_Toc214817468"/>
       <w:r>
         <w:t xml:space="preserve">Tabel 4. </w:t>
       </w:r>
@@ -45786,7 +45827,7 @@
       <w:r>
         <w:t xml:space="preserve"> Efisiensi Papan Kerja Karyawan</w:t>
       </w:r>
-      <w:bookmarkEnd w:id="121"/>
+      <w:bookmarkEnd w:id="122"/>
     </w:p>
     <w:tbl>
       <w:tblPr>
@@ -46515,7 +46556,7 @@
           <w:lang w:val="fi-FI"/>
         </w:rPr>
       </w:pPr>
-      <w:bookmarkStart w:id="122" w:name="_Toc214817469"/>
+      <w:bookmarkStart w:id="123" w:name="_Toc214817469"/>
       <w:r>
         <w:t xml:space="preserve">Tabel 4. </w:t>
       </w:r>
@@ -46537,7 +46578,7 @@
       <w:r>
         <w:t xml:space="preserve"> Validasi Ketersediaan Menu</w:t>
       </w:r>
-      <w:bookmarkEnd w:id="122"/>
+      <w:bookmarkEnd w:id="123"/>
     </w:p>
     <w:tbl>
       <w:tblPr>
@@ -47283,14 +47324,14 @@
         <w:lastRenderedPageBreak/>
         <w:br/>
       </w:r>
-      <w:bookmarkStart w:id="123" w:name="_Toc215094524"/>
+      <w:bookmarkStart w:id="124" w:name="_Toc215094524"/>
       <w:r>
         <w:rPr>
           <w:lang w:val="fi-FI"/>
         </w:rPr>
         <w:t>KESIMPULAN DAN SARAN</w:t>
       </w:r>
-      <w:bookmarkEnd w:id="123"/>
+      <w:bookmarkEnd w:id="124"/>
     </w:p>
     <w:p>
       <w:pPr>
@@ -47306,14 +47347,14 @@
           <w:lang w:val="fi-FI"/>
         </w:rPr>
       </w:pPr>
-      <w:bookmarkStart w:id="124" w:name="_Toc215094525"/>
+      <w:bookmarkStart w:id="125" w:name="_Toc215094525"/>
       <w:r>
         <w:rPr>
           <w:lang w:val="fi-FI"/>
         </w:rPr>
         <w:t>Kesimpulan</w:t>
       </w:r>
-      <w:bookmarkEnd w:id="124"/>
+      <w:bookmarkEnd w:id="125"/>
     </w:p>
     <w:p>
       <w:pPr>
@@ -47540,14 +47581,14 @@
           <w:lang w:val="fi-FI"/>
         </w:rPr>
       </w:pPr>
-      <w:bookmarkStart w:id="125" w:name="_Toc215094526"/>
+      <w:bookmarkStart w:id="126" w:name="_Toc215094526"/>
       <w:r>
         <w:rPr>
           <w:lang w:val="fi-FI"/>
         </w:rPr>
         <w:t>Saran</w:t>
       </w:r>
-      <w:bookmarkEnd w:id="125"/>
+      <w:bookmarkEnd w:id="126"/>
     </w:p>
     <w:p>
       <w:pPr>
@@ -47736,12 +47777,12 @@
           <w:numId w:val="0"/>
         </w:numPr>
       </w:pPr>
-      <w:bookmarkStart w:id="126" w:name="_Toc215094527"/>
+      <w:bookmarkStart w:id="127" w:name="_Toc215094527"/>
       <w:r>
         <w:lastRenderedPageBreak/>
         <w:t>DAFTAR PUSTAKA</w:t>
       </w:r>
-      <w:bookmarkEnd w:id="126"/>
+      <w:bookmarkEnd w:id="127"/>
       <w:r>
         <w:rPr>
           <w:color w:val="000000" w:themeColor="text1"/>
@@ -48325,7 +48366,7 @@
             <w:rPr>
               <w:rFonts w:eastAsia="Times New Roman"/>
               <w:color w:val="000000"/>
-              <w:lang w:val="fi-FI"/>
+              <w:lang w:val="en-US"/>
             </w:rPr>
             <w:lastRenderedPageBreak/>
             <w:t xml:space="preserve">Putri, S., Nugroho, A., &amp; Wahyuni, D. (2022). </w:t>
@@ -48604,18 +48645,18 @@
           <w:numId w:val="0"/>
         </w:numPr>
       </w:pPr>
-      <w:bookmarkStart w:id="127" w:name="_Toc215094528"/>
+      <w:bookmarkStart w:id="128" w:name="_Toc215094528"/>
       <w:r>
         <w:lastRenderedPageBreak/>
         <w:t>LAMPIRAN</w:t>
       </w:r>
-      <w:bookmarkEnd w:id="127"/>
+      <w:bookmarkEnd w:id="128"/>
     </w:p>
     <w:p>
       <w:pPr>
         <w:pStyle w:val="Caption"/>
       </w:pPr>
-      <w:bookmarkStart w:id="128" w:name="_Toc215094547"/>
+      <w:bookmarkStart w:id="129" w:name="_Toc215094547"/>
       <w:r>
         <w:t xml:space="preserve">Lampiran </w:t>
       </w:r>
@@ -48637,7 +48678,7 @@
       <w:r>
         <w:t xml:space="preserve"> Use Case Diagram Final</w:t>
       </w:r>
-      <w:bookmarkEnd w:id="128"/>
+      <w:bookmarkEnd w:id="129"/>
     </w:p>
     <w:p>
       <w:pPr>
@@ -48699,7 +48740,7 @@
       <w:pPr>
         <w:pStyle w:val="Caption"/>
       </w:pPr>
-      <w:bookmarkStart w:id="129" w:name="_Toc215094548"/>
+      <w:bookmarkStart w:id="130" w:name="_Toc215094548"/>
       <w:r>
         <w:lastRenderedPageBreak/>
         <w:t xml:space="preserve">Lampiran </w:t>
@@ -48722,7 +48763,7 @@
       <w:r>
         <w:t xml:space="preserve"> Class Diagram</w:t>
       </w:r>
-      <w:bookmarkEnd w:id="129"/>
+      <w:bookmarkEnd w:id="130"/>
     </w:p>
     <w:p>
       <w:r>
@@ -48795,7 +48836,7 @@
       <w:pPr>
         <w:pStyle w:val="Caption"/>
       </w:pPr>
-      <w:bookmarkStart w:id="130" w:name="_Toc215094549"/>
+      <w:bookmarkStart w:id="131" w:name="_Toc215094549"/>
       <w:r>
         <w:lastRenderedPageBreak/>
         <w:t xml:space="preserve">Lampiran </w:t>
@@ -48818,7 +48859,7 @@
       <w:r>
         <w:t xml:space="preserve"> Activity Diagram Login</w:t>
       </w:r>
-      <w:bookmarkEnd w:id="130"/>
+      <w:bookmarkEnd w:id="131"/>
     </w:p>
     <w:p>
       <w:r>
@@ -48881,7 +48922,7 @@
       <w:pPr>
         <w:pStyle w:val="Caption"/>
       </w:pPr>
-      <w:bookmarkStart w:id="131" w:name="_Toc215094550"/>
+      <w:bookmarkStart w:id="132" w:name="_Toc215094550"/>
       <w:r>
         <w:lastRenderedPageBreak/>
         <w:t xml:space="preserve">Lampiran </w:t>
@@ -48904,7 +48945,7 @@
       <w:r>
         <w:t xml:space="preserve"> Activity Diagram Checkout</w:t>
       </w:r>
-      <w:bookmarkEnd w:id="131"/>
+      <w:bookmarkEnd w:id="132"/>
     </w:p>
     <w:p>
       <w:pPr>
@@ -48961,7 +49002,7 @@
       <w:pPr>
         <w:pStyle w:val="Caption"/>
       </w:pPr>
-      <w:bookmarkStart w:id="132" w:name="_Toc215094551"/>
+      <w:bookmarkStart w:id="133" w:name="_Toc215094551"/>
       <w:r>
         <w:lastRenderedPageBreak/>
         <w:t xml:space="preserve">Lampiran </w:t>
@@ -48984,7 +49025,7 @@
       <w:r>
         <w:t xml:space="preserve"> Activity Diagram Dashboard</w:t>
       </w:r>
-      <w:bookmarkEnd w:id="132"/>
+      <w:bookmarkEnd w:id="133"/>
     </w:p>
     <w:p>
       <w:r>
@@ -49042,7 +49083,7 @@
       <w:pPr>
         <w:pStyle w:val="Caption"/>
       </w:pPr>
-      <w:bookmarkStart w:id="133" w:name="_Toc215094552"/>
+      <w:bookmarkStart w:id="134" w:name="_Toc215094552"/>
       <w:r>
         <w:lastRenderedPageBreak/>
         <w:t xml:space="preserve">Lampiran </w:t>
@@ -49065,7 +49106,7 @@
       <w:r>
         <w:t xml:space="preserve"> Activity Diagram Daftar Meja</w:t>
       </w:r>
-      <w:bookmarkEnd w:id="133"/>
+      <w:bookmarkEnd w:id="134"/>
     </w:p>
     <w:p>
       <w:pPr>
@@ -49126,7 +49167,7 @@
       <w:pPr>
         <w:pStyle w:val="Caption"/>
       </w:pPr>
-      <w:bookmarkStart w:id="134" w:name="_Toc215094553"/>
+      <w:bookmarkStart w:id="135" w:name="_Toc215094553"/>
       <w:r>
         <w:lastRenderedPageBreak/>
         <w:t xml:space="preserve">Lampiran </w:t>
@@ -49149,7 +49190,7 @@
       <w:r>
         <w:t xml:space="preserve"> Activity Diagram Pesanan</w:t>
       </w:r>
-      <w:bookmarkEnd w:id="134"/>
+      <w:bookmarkEnd w:id="135"/>
     </w:p>
     <w:p>
       <w:pPr>
@@ -49210,7 +49251,7 @@
       <w:pPr>
         <w:pStyle w:val="Caption"/>
       </w:pPr>
-      <w:bookmarkStart w:id="135" w:name="_Toc215094554"/>
+      <w:bookmarkStart w:id="136" w:name="_Toc215094554"/>
       <w:r>
         <w:lastRenderedPageBreak/>
         <w:t xml:space="preserve">Lampiran </w:t>
@@ -49233,7 +49274,7 @@
       <w:r>
         <w:t xml:space="preserve"> Activity Diagram Daftar Menu</w:t>
       </w:r>
-      <w:bookmarkEnd w:id="135"/>
+      <w:bookmarkEnd w:id="136"/>
     </w:p>
     <w:p>
       <w:pPr>
@@ -49294,7 +49335,7 @@
       <w:pPr>
         <w:pStyle w:val="Caption"/>
       </w:pPr>
-      <w:bookmarkStart w:id="136" w:name="_Toc215094555"/>
+      <w:bookmarkStart w:id="137" w:name="_Toc215094555"/>
       <w:r>
         <w:lastRenderedPageBreak/>
         <w:t xml:space="preserve">Lampiran </w:t>
@@ -49317,7 +49358,7 @@
       <w:r>
         <w:t xml:space="preserve"> Kategori Menu</w:t>
       </w:r>
-      <w:bookmarkEnd w:id="136"/>
+      <w:bookmarkEnd w:id="137"/>
     </w:p>
     <w:p>
       <w:pPr>
@@ -49378,7 +49419,7 @@
       <w:pPr>
         <w:pStyle w:val="Caption"/>
       </w:pPr>
-      <w:bookmarkStart w:id="137" w:name="_Toc215094556"/>
+      <w:bookmarkStart w:id="138" w:name="_Toc215094556"/>
       <w:r>
         <w:lastRenderedPageBreak/>
         <w:t xml:space="preserve">Lampiran </w:t>
@@ -49401,7 +49442,7 @@
       <w:r>
         <w:t xml:space="preserve"> Activity Diagram Laporan Penjualan</w:t>
       </w:r>
-      <w:bookmarkEnd w:id="137"/>
+      <w:bookmarkEnd w:id="138"/>
     </w:p>
     <w:p>
       <w:pPr>
@@ -49462,7 +49503,7 @@
       <w:pPr>
         <w:pStyle w:val="Caption"/>
       </w:pPr>
-      <w:bookmarkStart w:id="138" w:name="_Toc215094557"/>
+      <w:bookmarkStart w:id="139" w:name="_Toc215094557"/>
       <w:r>
         <w:lastRenderedPageBreak/>
         <w:t xml:space="preserve">Lampiran </w:t>
@@ -49485,7 +49526,7 @@
       <w:r>
         <w:t xml:space="preserve"> Meja Kerja Karyawan</w:t>
       </w:r>
-      <w:bookmarkEnd w:id="138"/>
+      <w:bookmarkEnd w:id="139"/>
     </w:p>
     <w:p>
       <w:pPr>
@@ -52278,7 +52319,7 @@
   <w:style w:type="paragraph" w:default="1" w:styleId="Normal">
     <w:name w:val="Normal"/>
     <w:qFormat/>
-    <w:rsid w:val="006F5E8D"/>
+    <w:rsid w:val="00783FDD"/>
     <w:pPr>
       <w:spacing w:after="0" w:line="240" w:lineRule="auto"/>
       <w:jc w:val="both"/>
@@ -53057,6 +53098,7 @@
     <w:rsid w:val="00323E5D"/>
     <w:rsid w:val="00332E1E"/>
     <w:rsid w:val="00360D5E"/>
+    <w:rsid w:val="003B2194"/>
     <w:rsid w:val="003E1D5D"/>
     <w:rsid w:val="003F5FD0"/>
     <w:rsid w:val="0040131C"/>
@@ -53067,6 +53109,7 @@
     <w:rsid w:val="0047283F"/>
     <w:rsid w:val="00480116"/>
     <w:rsid w:val="004A6856"/>
+    <w:rsid w:val="004B19B2"/>
     <w:rsid w:val="004B5D0A"/>
     <w:rsid w:val="004E18F4"/>
     <w:rsid w:val="00514442"/>
@@ -53075,6 +53118,7 @@
     <w:rsid w:val="005779A7"/>
     <w:rsid w:val="005946F6"/>
     <w:rsid w:val="00634701"/>
+    <w:rsid w:val="00650142"/>
     <w:rsid w:val="00650758"/>
     <w:rsid w:val="00670DA9"/>
     <w:rsid w:val="00690406"/>
